--- a/policies/build/chapters_v2/AAC/document/AAC6/SOP_Lab_Recall_Amendment.docx
+++ b/policies/build/chapters_v2/AAC/document/AAC6/SOP_Lab_Recall_Amendment.docx
@@ -374,7 +374,7 @@
         <w:rPr>
           <w:i/>
         </w:rPr>
-        <w:t>Skipping or rushing this step is exactly the kind of gap an assessor — or a real patient safety incident — would eventually surface.</w:t>
+        <w:t>A superseded report left findable in even one system can still be the one a clinician acts on.</w:t>
       </w:r>
     </w:p>
     <w:p>
@@ -444,7 +444,7 @@
             <w:color w:val="0563C1"/>
             <w:u w:val="single"/>
           </w:rPr>
-          <w:t>NABH — Hospitals Accreditation Programme (HCO), 6th Edition standards</w:t>
+          <w:t>National Accreditation Board for Hospitals and Healthcare Providers. (2025). NABH accreditation standards for hospitals (6th ed.). ISBN 978-81-965264-9-8.</w:t>
         </w:r>
       </w:hyperlink>
     </w:p>
